--- a/btth.docx
+++ b/btth.docx
@@ -313,7 +313,28 @@
         <w:rPr>
           <w:rtl w:val="0"/>
         </w:rPr>
-        <w:t xml:space="preserve">S2 sai vì vi phạm nguyên tắc phân cấp Epic/Feature/User Story và chưa đáp ứng tốt tiêu chí INVEST</w:t>
+        <w:t xml:space="preserve">S2 sai vì vi phạm nguyên tắc phân cấp Epic/Feature/User Story và chưa đáp ứng tốt tiêu chí </w:t>
+      </w:r>
+    </w:p>
+    <w:p>
+      <w:pPr>
+        <w:pBdr>
+          <w:top w:color="auto" w:space="0" w:sz="0" w:val="none"/>
+          <w:left w:color="auto" w:space="0" w:sz="0" w:val="none"/>
+          <w:bottom w:color="auto" w:space="0" w:sz="0" w:val="none"/>
+          <w:right w:color="auto" w:space="0" w:sz="0" w:val="none"/>
+          <w:between w:color="auto" w:space="0" w:sz="0" w:val="none"/>
+        </w:pBdr>
+        <w:shd w:fill="ffffff" w:val="clear"/>
+        <w:spacing w:after="240" w:before="240" w:line="276" w:lineRule="auto"/>
+        <w:jc w:val="both"/>
+        <w:rPr/>
+      </w:pPr>
+      <w:r>
+        <w:rPr>
+          <w:rtl w:val="0"/>
+        </w:rPr>
+        <w:t xml:space="preserve">INVEST</w:t>
       </w:r>
     </w:p>
     <w:p>
@@ -459,7 +480,49 @@
         <w:rPr>
           <w:rtl w:val="0"/>
         </w:rPr>
-        <w:t xml:space="preserve">S2 không thể đưa thẳng vào Sprint vì nhóm khó xác định khối lượng công việc, thời gian thực hiện và tiêu chí hoàn thành cụ thể. Cần phân rã S2 thành các User Story nhỏ hơn, có phạm vi rõ ràng và có thể ước lượng riêng.</w:t>
+        <w:t xml:space="preserve">S2 không thể đưa thẳng vào Sprint vì nhóm khó xác định khối lượng công việc, thời gian </w:t>
+      </w:r>
+    </w:p>
+    <w:p>
+      <w:pPr>
+        <w:pBdr>
+          <w:top w:color="auto" w:space="0" w:sz="0" w:val="none"/>
+          <w:left w:color="auto" w:space="0" w:sz="0" w:val="none"/>
+          <w:bottom w:color="auto" w:space="0" w:sz="0" w:val="none"/>
+          <w:right w:color="auto" w:space="0" w:sz="0" w:val="none"/>
+          <w:between w:color="auto" w:space="0" w:sz="0" w:val="none"/>
+        </w:pBdr>
+        <w:shd w:fill="ffffff" w:val="clear"/>
+        <w:spacing w:after="240" w:before="240" w:line="276" w:lineRule="auto"/>
+        <w:jc w:val="both"/>
+        <w:rPr/>
+      </w:pPr>
+      <w:r>
+        <w:rPr>
+          <w:rtl w:val="0"/>
+        </w:rPr>
+        <w:t xml:space="preserve">thực hiện và tiêu chí hoàn thành cụ thể. Cần phân rã S2 thành các User Story nhỏ hơn, có </w:t>
+      </w:r>
+    </w:p>
+    <w:p>
+      <w:pPr>
+        <w:pBdr>
+          <w:top w:color="auto" w:space="0" w:sz="0" w:val="none"/>
+          <w:left w:color="auto" w:space="0" w:sz="0" w:val="none"/>
+          <w:bottom w:color="auto" w:space="0" w:sz="0" w:val="none"/>
+          <w:right w:color="auto" w:space="0" w:sz="0" w:val="none"/>
+          <w:between w:color="auto" w:space="0" w:sz="0" w:val="none"/>
+        </w:pBdr>
+        <w:shd w:fill="ffffff" w:val="clear"/>
+        <w:spacing w:after="240" w:before="240" w:line="276" w:lineRule="auto"/>
+        <w:jc w:val="both"/>
+        <w:rPr/>
+      </w:pPr>
+      <w:r>
+        <w:rPr>
+          <w:rtl w:val="0"/>
+        </w:rPr>
+        <w:t xml:space="preserve">phạm vi rõ ràng và có thể ước lượng riêng.</w:t>
       </w:r>
     </w:p>
     <w:p>
@@ -573,7 +636,28 @@
         <w:rPr>
           <w:rtl w:val="0"/>
         </w:rPr>
-        <w:t xml:space="preserve">Là một khách hàng, tôi muốn chấm sao từ 1 đến 5 cho sản phẩm đã mua, để chia sẻ mức độ hài lòng của mình.</w:t>
+        <w:t xml:space="preserve">Là một khách hàng, tôi muốn chấm sao từ 1 đến 5 cho sản phẩm đã mua, để chia sẻ mức </w:t>
+      </w:r>
+    </w:p>
+    <w:p>
+      <w:pPr>
+        <w:pBdr>
+          <w:top w:color="auto" w:space="0" w:sz="0" w:val="none"/>
+          <w:left w:color="auto" w:space="0" w:sz="0" w:val="none"/>
+          <w:bottom w:color="auto" w:space="0" w:sz="0" w:val="none"/>
+          <w:right w:color="auto" w:space="0" w:sz="0" w:val="none"/>
+          <w:between w:color="auto" w:space="0" w:sz="0" w:val="none"/>
+        </w:pBdr>
+        <w:shd w:fill="ffffff" w:val="clear"/>
+        <w:spacing w:after="240" w:before="240" w:line="276" w:lineRule="auto"/>
+        <w:jc w:val="both"/>
+        <w:rPr/>
+      </w:pPr>
+      <w:r>
+        <w:rPr>
+          <w:rtl w:val="0"/>
+        </w:rPr>
+        <w:t xml:space="preserve">độ hài lòng của mình.</w:t>
       </w:r>
     </w:p>
     <w:p>
@@ -620,7 +704,28 @@
         <w:rPr>
           <w:rtl w:val="0"/>
         </w:rPr>
-        <w:t xml:space="preserve">Là một khách hàng đã mua và nhận sản phẩm, tôi muốn viết bình luận đánh giá sản phẩm, để chia sẻ trải nghiệm sử dụng với những người mua khác.</w:t>
+        <w:t xml:space="preserve">Là một khách hàng đã mua và nhận sản phẩm, tôi muốn viết bình luận đánh giá sản phẩm, </w:t>
+      </w:r>
+    </w:p>
+    <w:p>
+      <w:pPr>
+        <w:pBdr>
+          <w:top w:color="auto" w:space="0" w:sz="0" w:val="none"/>
+          <w:left w:color="auto" w:space="0" w:sz="0" w:val="none"/>
+          <w:bottom w:color="auto" w:space="0" w:sz="0" w:val="none"/>
+          <w:right w:color="auto" w:space="0" w:sz="0" w:val="none"/>
+          <w:between w:color="auto" w:space="0" w:sz="0" w:val="none"/>
+        </w:pBdr>
+        <w:shd w:fill="ffffff" w:val="clear"/>
+        <w:spacing w:after="240" w:before="240" w:line="276" w:lineRule="auto"/>
+        <w:jc w:val="both"/>
+        <w:rPr/>
+      </w:pPr>
+      <w:r>
+        <w:rPr>
+          <w:rtl w:val="0"/>
+        </w:rPr>
+        <w:t xml:space="preserve">để chia sẻ trải nghiệm sử dụng với những người mua khác.</w:t>
       </w:r>
     </w:p>
     <w:p>
@@ -667,7 +772,28 @@
         <w:rPr>
           <w:rtl w:val="0"/>
         </w:rPr>
-        <w:t xml:space="preserve">Là một khách hàng đã mua và nhận sản phẩm, tôi muốn đính kèm ảnh vào đánh giá, để minh họa tình trạng và chất lượng thực tế của sản phẩm.</w:t>
+        <w:t xml:space="preserve">Là một khách hàng đã mua và nhận sản phẩm, tôi muốn đính kèm ảnh vào đánh giá, để </w:t>
+      </w:r>
+    </w:p>
+    <w:p>
+      <w:pPr>
+        <w:pBdr>
+          <w:top w:color="auto" w:space="0" w:sz="0" w:val="none"/>
+          <w:left w:color="auto" w:space="0" w:sz="0" w:val="none"/>
+          <w:bottom w:color="auto" w:space="0" w:sz="0" w:val="none"/>
+          <w:right w:color="auto" w:space="0" w:sz="0" w:val="none"/>
+          <w:between w:color="auto" w:space="0" w:sz="0" w:val="none"/>
+        </w:pBdr>
+        <w:shd w:fill="ffffff" w:val="clear"/>
+        <w:spacing w:after="240" w:before="240" w:line="276" w:lineRule="auto"/>
+        <w:jc w:val="both"/>
+        <w:rPr/>
+      </w:pPr>
+      <w:r>
+        <w:rPr>
+          <w:rtl w:val="0"/>
+        </w:rPr>
+        <w:t xml:space="preserve">minh họa tình trạng và chất lượng thực tế của sản phẩm.</w:t>
       </w:r>
     </w:p>
     <w:p>
@@ -714,7 +840,49 @@
         <w:rPr>
           <w:rtl w:val="0"/>
         </w:rPr>
-        <w:t xml:space="preserve">Là một khách hàng đã mua và nhận sản phẩm, tôi muốn gửi đánh giá để hệ thống kiểm tra nội dung trước khi công khai, để nhận xét được chia sẻ phù hợp và hạn chế nội dung vi phạm.</w:t>
+        <w:t xml:space="preserve">Là một khách hàng đã mua và nhận sản phẩm, tôi muốn gửi đánh giá để hệ thống kiểm tra </w:t>
+      </w:r>
+    </w:p>
+    <w:p>
+      <w:pPr>
+        <w:pBdr>
+          <w:top w:color="auto" w:space="0" w:sz="0" w:val="none"/>
+          <w:left w:color="auto" w:space="0" w:sz="0" w:val="none"/>
+          <w:bottom w:color="auto" w:space="0" w:sz="0" w:val="none"/>
+          <w:right w:color="auto" w:space="0" w:sz="0" w:val="none"/>
+          <w:between w:color="auto" w:space="0" w:sz="0" w:val="none"/>
+        </w:pBdr>
+        <w:shd w:fill="ffffff" w:val="clear"/>
+        <w:spacing w:after="240" w:before="240" w:line="276" w:lineRule="auto"/>
+        <w:jc w:val="both"/>
+        <w:rPr/>
+      </w:pPr>
+      <w:r>
+        <w:rPr>
+          <w:rtl w:val="0"/>
+        </w:rPr>
+        <w:t xml:space="preserve">nội dung trước khi công khai, để nhận xét được chia sẻ phù hợp và hạn chế nội dung vi </w:t>
+      </w:r>
+    </w:p>
+    <w:p>
+      <w:pPr>
+        <w:pBdr>
+          <w:top w:color="auto" w:space="0" w:sz="0" w:val="none"/>
+          <w:left w:color="auto" w:space="0" w:sz="0" w:val="none"/>
+          <w:bottom w:color="auto" w:space="0" w:sz="0" w:val="none"/>
+          <w:right w:color="auto" w:space="0" w:sz="0" w:val="none"/>
+          <w:between w:color="auto" w:space="0" w:sz="0" w:val="none"/>
+        </w:pBdr>
+        <w:shd w:fill="ffffff" w:val="clear"/>
+        <w:spacing w:after="240" w:before="240" w:line="276" w:lineRule="auto"/>
+        <w:jc w:val="both"/>
+        <w:rPr/>
+      </w:pPr>
+      <w:r>
+        <w:rPr>
+          <w:rtl w:val="0"/>
+        </w:rPr>
+        <w:t xml:space="preserve">phạm.</w:t>
       </w:r>
     </w:p>
     <w:p>
@@ -761,7 +929,28 @@
         <w:rPr>
           <w:rtl w:val="0"/>
         </w:rPr>
-        <w:t xml:space="preserve">Là một khách hàng đã gửi đánh giá, tôi muốn chỉnh sửa đánh giá của mình, để cập nhật nhận xét khi có thay đổi trong trải nghiệm sử dụng sản phẩm.</w:t>
+        <w:t xml:space="preserve">Là một khách hàng đã gửi đánh giá, tôi muốn chỉnh sửa đánh giá của mình, để cập nhật</w:t>
+      </w:r>
+    </w:p>
+    <w:p>
+      <w:pPr>
+        <w:pBdr>
+          <w:top w:color="auto" w:space="0" w:sz="0" w:val="none"/>
+          <w:left w:color="auto" w:space="0" w:sz="0" w:val="none"/>
+          <w:bottom w:color="auto" w:space="0" w:sz="0" w:val="none"/>
+          <w:right w:color="auto" w:space="0" w:sz="0" w:val="none"/>
+          <w:between w:color="auto" w:space="0" w:sz="0" w:val="none"/>
+        </w:pBdr>
+        <w:shd w:fill="ffffff" w:val="clear"/>
+        <w:spacing w:after="240" w:before="240" w:line="276" w:lineRule="auto"/>
+        <w:jc w:val="both"/>
+        <w:rPr/>
+      </w:pPr>
+      <w:r>
+        <w:rPr>
+          <w:rtl w:val="0"/>
+        </w:rPr>
+        <w:t xml:space="preserve">nhận xét khi có thay đổi trong trải nghiệm sử dụng sản phẩm.</w:t>
       </w:r>
     </w:p>
     <w:p>
@@ -849,7 +1038,28 @@
         <w:rPr>
           <w:rtl w:val="0"/>
         </w:rPr>
-        <w:t xml:space="preserve">Là một khách hàng đang tìm hiểu sản phẩm, tôi muốn xem điểm đánh giá trung bình theo thang điểm 5 sao, để có thêm căn cứ quyết định mua hàng.</w:t>
+        <w:t xml:space="preserve">Là một khách hàng đang tìm hiểu sản phẩm, tôi muốn xem điểm đánh giá trung bình theo</w:t>
+      </w:r>
+    </w:p>
+    <w:p>
+      <w:pPr>
+        <w:pBdr>
+          <w:top w:color="auto" w:space="0" w:sz="0" w:val="none"/>
+          <w:left w:color="auto" w:space="0" w:sz="0" w:val="none"/>
+          <w:bottom w:color="auto" w:space="0" w:sz="0" w:val="none"/>
+          <w:right w:color="auto" w:space="0" w:sz="0" w:val="none"/>
+          <w:between w:color="auto" w:space="0" w:sz="0" w:val="none"/>
+        </w:pBdr>
+        <w:shd w:fill="ffffff" w:val="clear"/>
+        <w:spacing w:after="240" w:before="240" w:line="276" w:lineRule="auto"/>
+        <w:jc w:val="both"/>
+        <w:rPr/>
+      </w:pPr>
+      <w:r>
+        <w:rPr>
+          <w:rtl w:val="0"/>
+        </w:rPr>
+        <w:t xml:space="preserve">thang điểm 5 sao, để có thêm căn cứ quyết định mua hàng.</w:t>
       </w:r>
     </w:p>
     <w:p>
@@ -896,63 +1106,28 @@
         <w:rPr>
           <w:rtl w:val="0"/>
         </w:rPr>
-        <w:t xml:space="preserve">Là một khách hàng đang tìm hiểu sản phẩm, tôi muốn đọc các đánh giá đã được công khai, để tham khảo trải nghiệm thực tế của những người mua trước.</w:t>
-      </w:r>
-    </w:p>
-    <w:p>
-      <w:pPr>
-        <w:pStyle w:val="Heading2"/>
-        <w:keepNext w:val="0"/>
-        <w:keepLines w:val="0"/>
-        <w:pBdr>
-          <w:top w:color="auto" w:space="0" w:sz="0" w:val="none"/>
-          <w:left w:color="auto" w:space="0" w:sz="0" w:val="none"/>
-          <w:bottom w:color="auto" w:space="0" w:sz="0" w:val="none"/>
-          <w:right w:color="auto" w:space="0" w:sz="0" w:val="none"/>
-          <w:between w:color="auto" w:space="0" w:sz="0" w:val="none"/>
-        </w:pBdr>
-        <w:shd w:fill="ffffff" w:val="clear"/>
-        <w:spacing w:after="80" w:line="276" w:lineRule="auto"/>
-        <w:jc w:val="both"/>
-        <w:rPr>
-          <w:b w:val="1"/>
-          <w:bCs w:val="1"/>
-          <w:sz w:val="22"/>
-          <w:szCs w:val="22"/>
-        </w:rPr>
-      </w:pPr>
-      <w:bookmarkStart w:colFirst="0" w:colLast="0" w:name="_hu9k7cwgkhj8" w:id="4"/>
-      <w:bookmarkEnd w:id="4"/>
-      <w:r>
-        <w:rPr>
-          <w:b w:val="1"/>
-          <w:bCs w:val="1"/>
-          <w:sz w:val="22"/>
-          <w:szCs w:val="22"/>
-          <w:rtl w:val="0"/>
-        </w:rPr>
-        <w:t xml:space="preserve">KẾT LUẬN</w:t>
-      </w:r>
-    </w:p>
-    <w:p>
-      <w:pPr>
-        <w:pBdr>
-          <w:top w:color="auto" w:space="0" w:sz="0" w:val="none"/>
-          <w:left w:color="auto" w:space="0" w:sz="0" w:val="none"/>
-          <w:bottom w:color="auto" w:space="0" w:sz="0" w:val="none"/>
-          <w:right w:color="auto" w:space="0" w:sz="0" w:val="none"/>
-          <w:between w:color="auto" w:space="0" w:sz="0" w:val="none"/>
-        </w:pBdr>
-        <w:shd w:fill="ffffff" w:val="clear"/>
-        <w:spacing w:after="240" w:before="240" w:line="276" w:lineRule="auto"/>
-        <w:jc w:val="both"/>
-        <w:rPr/>
-      </w:pPr>
-      <w:r>
-        <w:rPr>
-          <w:rtl w:val="0"/>
-        </w:rPr>
-        <w:t xml:space="preserve">Backlog sau khi hoàn thiện đã phân biệt rõ Epic, Feature và User Story. Các Story có phạm vi cụ thể, hướng đến giá trị người dùng và thuận tiện hơn cho việc ước lượng, lập kế hoạch Sprint và kiểm thử</w:t>
+        <w:t xml:space="preserve">Là một khách hàng đang tìm hiểu sản phẩm, tôi muốn đọc các đánh giá đã được công khai, </w:t>
+      </w:r>
+    </w:p>
+    <w:p>
+      <w:pPr>
+        <w:pBdr>
+          <w:top w:color="auto" w:space="0" w:sz="0" w:val="none"/>
+          <w:left w:color="auto" w:space="0" w:sz="0" w:val="none"/>
+          <w:bottom w:color="auto" w:space="0" w:sz="0" w:val="none"/>
+          <w:right w:color="auto" w:space="0" w:sz="0" w:val="none"/>
+          <w:between w:color="auto" w:space="0" w:sz="0" w:val="none"/>
+        </w:pBdr>
+        <w:shd w:fill="ffffff" w:val="clear"/>
+        <w:spacing w:after="240" w:before="240" w:line="276" w:lineRule="auto"/>
+        <w:jc w:val="both"/>
+        <w:rPr/>
+      </w:pPr>
+      <w:r>
+        <w:rPr>
+          <w:rtl w:val="0"/>
+        </w:rPr>
+        <w:t xml:space="preserve">để tham khảo trải nghiệm thực tế của những người mua trước.</w:t>
       </w:r>
     </w:p>
     <w:p>
